--- a/Circuit/实验五/实验五  最大功率传输条件.docx
+++ b/Circuit/实验五/实验五  最大功率传输条件.docx
@@ -3648,8 +3648,10 @@
       <w:pPr>
         <w:spacing w:line="300" w:lineRule="auto"/>
         <w:rPr>
+          <w:rFonts w:hint="default" w:eastAsiaTheme="minorEastAsia"/>
           <w:b/>
           <w:bCs/>
+          <w:lang w:val="en-US" w:eastAsia="zh-CN"/>
         </w:rPr>
       </w:pPr>
       <w:r>
@@ -3659,23 +3661,6 @@
           <w:bCs/>
         </w:rPr>
         <w:t>（3）.实验结论</w:t>
-      </w:r>
-    </w:p>
-    <w:p>
-      <w:pPr>
-        <w:spacing w:line="300" w:lineRule="auto"/>
-        <w:rPr>
-          <w:rFonts w:hint="eastAsia"/>
-          <w:b/>
-          <w:bCs/>
-        </w:rPr>
-      </w:pPr>
-      <w:r>
-        <w:rPr>
-          <w:b/>
-          <w:bCs/>
-        </w:rPr>
-        <w:tab/>
       </w:r>
       <w:bookmarkStart w:id="0" w:name="_GoBack"/>
       <w:bookmarkEnd w:id="0"/>
@@ -3807,6 +3792,7 @@
         <w:spacing w:line="300" w:lineRule="auto"/>
         <w:ind w:firstLine="420"/>
         <w:rPr>
+          <w:rFonts w:hint="eastAsia"/>
           <w:b/>
           <w:bCs/>
         </w:rPr>
@@ -3838,11 +3824,56 @@
     <w:p>
       <w:pPr>
         <w:spacing w:line="300" w:lineRule="auto"/>
-        <w:rPr>
+        <w:ind w:firstLine="420"/>
+        <w:rPr>
+          <w:rFonts w:hint="eastAsia"/>
           <w:b/>
           <w:bCs/>
         </w:rPr>
       </w:pPr>
+      <w:r>
+        <w:drawing>
+          <wp:inline distT="0" distB="0" distL="114300" distR="114300">
+            <wp:extent cx="5273040" cy="2802890"/>
+            <wp:effectExtent l="0" t="0" r="0" b="1270"/>
+            <wp:docPr id="1" name="图片 2"/>
+            <wp:cNvGraphicFramePr>
+              <a:graphicFrameLocks xmlns:a="http://schemas.openxmlformats.org/drawingml/2006/main" noChangeAspect="1"/>
+            </wp:cNvGraphicFramePr>
+            <a:graphic xmlns:a="http://schemas.openxmlformats.org/drawingml/2006/main">
+              <a:graphicData uri="http://schemas.openxmlformats.org/drawingml/2006/picture">
+                <pic:pic xmlns:pic="http://schemas.openxmlformats.org/drawingml/2006/picture">
+                  <pic:nvPicPr>
+                    <pic:cNvPr id="1" name="图片 2"/>
+                    <pic:cNvPicPr>
+                      <a:picLocks noChangeAspect="1"/>
+                    </pic:cNvPicPr>
+                  </pic:nvPicPr>
+                  <pic:blipFill>
+                    <a:blip r:embed="rId9"/>
+                    <a:stretch>
+                      <a:fillRect/>
+                    </a:stretch>
+                  </pic:blipFill>
+                  <pic:spPr>
+                    <a:xfrm>
+                      <a:off x="0" y="0"/>
+                      <a:ext cx="5273040" cy="2802890"/>
+                    </a:xfrm>
+                    <a:prstGeom prst="rect">
+                      <a:avLst/>
+                    </a:prstGeom>
+                    <a:noFill/>
+                    <a:ln>
+                      <a:noFill/>
+                    </a:ln>
+                  </pic:spPr>
+                </pic:pic>
+              </a:graphicData>
+            </a:graphic>
+          </wp:inline>
+        </w:drawing>
+      </w:r>
     </w:p>
     <w:p>
       <w:pPr>
@@ -3852,6 +3883,15 @@
           <w:bCs/>
         </w:rPr>
       </w:pPr>
+    </w:p>
+    <w:p>
+      <w:pPr>
+        <w:spacing w:line="300" w:lineRule="auto"/>
+        <w:rPr>
+          <w:b/>
+          <w:bCs/>
+        </w:rPr>
+      </w:pPr>
       <w:r>
         <w:rPr>
           <w:rFonts w:hint="eastAsia"/>
@@ -3865,8 +3905,10 @@
       <w:pPr>
         <w:spacing w:line="300" w:lineRule="auto"/>
         <w:rPr>
+          <w:rFonts w:hint="eastAsia" w:eastAsiaTheme="minorEastAsia"/>
           <w:b/>
           <w:bCs/>
+          <w:lang w:val="sq-AL" w:eastAsia="zh-CN"/>
         </w:rPr>
       </w:pPr>
       <w:r>
